--- a/guide/Видео-аналитика_руководство_пользователя_v2.docx
+++ b/guide/Видео-аналитика_руководство_пользователя_v2.docx
@@ -8251,67 +8251,7 @@
           <w:sz w:val="28"/>
           <w:szCs w:val="28"/>
         </w:rPr>
-        <w:t>В</w:t>
-      </w:r>
-      <w:r>
-        <w:rPr>
-          <w:sz w:val="28"/>
-          <w:szCs w:val="28"/>
-          <w:lang w:val="en-US"/>
-        </w:rPr>
-        <w:t xml:space="preserve"> </w:t>
-      </w:r>
-      <w:r>
-        <w:rPr>
-          <w:sz w:val="28"/>
-          <w:szCs w:val="28"/>
-        </w:rPr>
-        <w:t>проекте</w:t>
-      </w:r>
-      <w:r>
-        <w:rPr>
-          <w:sz w:val="28"/>
-          <w:szCs w:val="28"/>
-          <w:lang w:val="en-US"/>
-        </w:rPr>
-        <w:t xml:space="preserve"> </w:t>
-      </w:r>
-      <w:r>
-        <w:rPr>
-          <w:sz w:val="28"/>
-          <w:szCs w:val="28"/>
-        </w:rPr>
-        <w:t>предусмотрены</w:t>
-      </w:r>
-      <w:r>
-        <w:rPr>
-          <w:sz w:val="28"/>
-          <w:szCs w:val="28"/>
-          <w:lang w:val="en-US"/>
-        </w:rPr>
-        <w:t xml:space="preserve"> run_cv_task.ps1 </w:t>
-      </w:r>
-      <w:r>
-        <w:rPr>
-          <w:sz w:val="28"/>
-          <w:szCs w:val="28"/>
-        </w:rPr>
-        <w:t>и</w:t>
-      </w:r>
-      <w:r>
-        <w:rPr>
-          <w:sz w:val="28"/>
-          <w:szCs w:val="28"/>
-          <w:lang w:val="en-US"/>
-        </w:rPr>
-        <w:t xml:space="preserve"> install_cv_scheduled_task.ps1. </w:t>
-      </w:r>
-      <w:r>
-        <w:rPr>
-          <w:sz w:val="28"/>
-          <w:szCs w:val="28"/>
-        </w:rPr>
-        <w:t>Первый задаёт корень проекта, использует .venv и запускает CV_SYS_v2.py в видимом окне. Второй создаёт ежедневную задачу.</w:t>
+        <w:t>В каталоге windows_cvsys_launch предусмотрены run_cvsys.ps1 и install_scheduled_task.ps1. Первый определяет корень проекта, использует .venv и запускает CV_SYS_v2.py в видимом окне. Второй создаёт ежедневную задачу.</w:t>
       </w:r>
     </w:p>
     <w:p>
@@ -8340,7 +8280,7 @@
           <w:rFonts w:ascii="Consolas" w:hAnsi="Consolas"/>
           <w:lang w:val="en-US"/>
         </w:rPr>
-        <w:t>powershell.exe -NoProfile -ExecutionPolicy Bypass -File .\install_cv_scheduled_task.ps1 -DailyAt '21:30'</w:t>
+        <w:t>powershell.exe -NoProfile -ExecutionPolicy Bypass -File .\windows_cvsys_launch\install_scheduled_task.ps1 -DailyAt '21:30'</w:t>
       </w:r>
     </w:p>
     <w:p>
